--- a/python_oriented_interview/selenium/WebDriver_Properties.docx
+++ b/python_oriented_interview/selenium/WebDriver_Properties.docx
@@ -139,12 +139,10 @@
               </w:pBdr>
             </w:pPr>
             <w:proofErr w:type="spellStart"/>
-            <w:proofErr w:type="gramStart"/>
             <w:r>
               <w:t>driver.title</w:t>
             </w:r>
             <w:proofErr w:type="spellEnd"/>
-            <w:proofErr w:type="gramEnd"/>
           </w:p>
         </w:tc>
         <w:tc>
@@ -182,13 +180,8 @@
               </w:pBdr>
             </w:pPr>
             <w:proofErr w:type="spellStart"/>
-            <w:proofErr w:type="gramStart"/>
-            <w:r>
-              <w:t>driver.current</w:t>
-            </w:r>
-            <w:proofErr w:type="gramEnd"/>
-            <w:r>
-              <w:t>_url</w:t>
+            <w:r>
+              <w:t>driver.current_url</w:t>
             </w:r>
             <w:proofErr w:type="spellEnd"/>
           </w:p>
@@ -228,13 +221,8 @@
               </w:pBdr>
             </w:pPr>
             <w:proofErr w:type="spellStart"/>
-            <w:proofErr w:type="gramStart"/>
-            <w:r>
-              <w:t>driver.page</w:t>
-            </w:r>
-            <w:proofErr w:type="gramEnd"/>
-            <w:r>
-              <w:t>_source</w:t>
+            <w:r>
+              <w:t>driver.page_source</w:t>
             </w:r>
             <w:proofErr w:type="spellEnd"/>
           </w:p>
@@ -318,13 +306,8 @@
               </w:pBdr>
             </w:pPr>
             <w:proofErr w:type="spellStart"/>
-            <w:proofErr w:type="gramStart"/>
-            <w:r>
-              <w:t>driver.session</w:t>
-            </w:r>
-            <w:proofErr w:type="gramEnd"/>
-            <w:r>
-              <w:t>_id</w:t>
+            <w:r>
+              <w:t>driver.session_id</w:t>
             </w:r>
             <w:proofErr w:type="spellEnd"/>
           </w:p>
@@ -364,12 +347,10 @@
               </w:pBdr>
             </w:pPr>
             <w:proofErr w:type="spellStart"/>
-            <w:proofErr w:type="gramStart"/>
             <w:r>
               <w:t>driver.capabilities</w:t>
             </w:r>
             <w:proofErr w:type="spellEnd"/>
-            <w:proofErr w:type="gramEnd"/>
           </w:p>
         </w:tc>
         <w:tc>
@@ -407,13 +388,8 @@
               </w:pBdr>
             </w:pPr>
             <w:proofErr w:type="spellStart"/>
-            <w:proofErr w:type="gramStart"/>
-            <w:r>
-              <w:t>driver.window</w:t>
-            </w:r>
-            <w:proofErr w:type="gramEnd"/>
-            <w:r>
-              <w:t>_handles</w:t>
+            <w:r>
+              <w:t>driver.window_handles</w:t>
             </w:r>
             <w:proofErr w:type="spellEnd"/>
           </w:p>
@@ -453,13 +429,8 @@
               </w:pBdr>
             </w:pPr>
             <w:proofErr w:type="spellStart"/>
-            <w:proofErr w:type="gramStart"/>
-            <w:r>
-              <w:t>driver.current</w:t>
-            </w:r>
-            <w:proofErr w:type="gramEnd"/>
-            <w:r>
-              <w:t>_window_handle</w:t>
+            <w:r>
+              <w:t>driver.current_window_handle</w:t>
             </w:r>
             <w:proofErr w:type="spellEnd"/>
           </w:p>
@@ -499,13 +470,8 @@
               </w:pBdr>
             </w:pPr>
             <w:proofErr w:type="spellStart"/>
-            <w:proofErr w:type="gramStart"/>
-            <w:r>
-              <w:t>driver.switch</w:t>
-            </w:r>
-            <w:proofErr w:type="gramEnd"/>
-            <w:r>
-              <w:t>_to</w:t>
+            <w:r>
+              <w:t>driver.switch_to</w:t>
             </w:r>
             <w:proofErr w:type="spellEnd"/>
           </w:p>
@@ -540,7 +506,7 @@
       </w:r>
       <w:r>
         <w:pict w14:anchorId="0284E879">
-          <v:rect id="_x0000_i1392" style="width:0;height:1.5pt" o:hralign="center" o:hrstd="t" o:hr="t" fillcolor="#a0a0a0" stroked="f"/>
+          <v:rect id="_x0000_i1025" style="width:0;height:1.5pt" o:hralign="center" o:hrstd="t" o:hr="t" fillcolor="#a0a0a0" stroked="f"/>
         </w:pict>
       </w:r>
     </w:p>
@@ -675,20 +641,10 @@
               </w:pBdr>
             </w:pPr>
             <w:proofErr w:type="spellStart"/>
-            <w:proofErr w:type="gramStart"/>
-            <w:r>
-              <w:t>driver.switch</w:t>
-            </w:r>
-            <w:proofErr w:type="gramEnd"/>
-            <w:r>
-              <w:t>_</w:t>
-            </w:r>
-            <w:proofErr w:type="gramStart"/>
-            <w:r>
-              <w:t>to.alert</w:t>
+            <w:r>
+              <w:t>driver.switch_to.alert</w:t>
             </w:r>
             <w:proofErr w:type="spellEnd"/>
-            <w:proofErr w:type="gramEnd"/>
           </w:p>
         </w:tc>
         <w:tc>
@@ -726,21 +682,8 @@
               </w:pBdr>
             </w:pPr>
             <w:proofErr w:type="spellStart"/>
-            <w:proofErr w:type="gramStart"/>
-            <w:r>
-              <w:t>driver.switch</w:t>
-            </w:r>
-            <w:proofErr w:type="gramEnd"/>
-            <w:r>
-              <w:t>_</w:t>
-            </w:r>
-            <w:proofErr w:type="gramStart"/>
-            <w:r>
-              <w:t>to.active</w:t>
-            </w:r>
-            <w:proofErr w:type="gramEnd"/>
-            <w:r>
-              <w:t>_element</w:t>
+            <w:r>
+              <w:t>driver.switch_to.active_element</w:t>
             </w:r>
             <w:proofErr w:type="spellEnd"/>
           </w:p>
@@ -772,7 +715,7 @@
       </w:pPr>
       <w:r>
         <w:pict w14:anchorId="3FD717E3">
-          <v:rect id="_x0000_i1393" style="width:0;height:1.5pt" o:hralign="center" o:hrstd="t" o:hr="t" fillcolor="#a0a0a0" stroked="f"/>
+          <v:rect id="_x0000_i1026" style="width:0;height:1.5pt" o:hralign="center" o:hrstd="t" o:hr="t" fillcolor="#a0a0a0" stroked="f"/>
         </w:pict>
       </w:r>
     </w:p>
@@ -989,12 +932,10 @@
               </w:pBdr>
             </w:pPr>
             <w:proofErr w:type="spellStart"/>
-            <w:proofErr w:type="gramStart"/>
             <w:r>
               <w:t>element.size</w:t>
             </w:r>
             <w:proofErr w:type="spellEnd"/>
-            <w:proofErr w:type="gramEnd"/>
           </w:p>
         </w:tc>
         <w:tc>
@@ -1032,12 +973,10 @@
               </w:pBdr>
             </w:pPr>
             <w:proofErr w:type="spellStart"/>
-            <w:proofErr w:type="gramStart"/>
             <w:r>
               <w:t>element.location</w:t>
             </w:r>
             <w:proofErr w:type="spellEnd"/>
-            <w:proofErr w:type="gramEnd"/>
           </w:p>
         </w:tc>
         <w:tc>
@@ -1075,12 +1014,10 @@
               </w:pBdr>
             </w:pPr>
             <w:proofErr w:type="spellStart"/>
-            <w:proofErr w:type="gramStart"/>
             <w:r>
               <w:t>element.rect</w:t>
             </w:r>
             <w:proofErr w:type="spellEnd"/>
-            <w:proofErr w:type="gramEnd"/>
           </w:p>
         </w:tc>
         <w:tc>
@@ -1118,13 +1055,8 @@
               </w:pBdr>
             </w:pPr>
             <w:proofErr w:type="spellStart"/>
-            <w:proofErr w:type="gramStart"/>
-            <w:r>
-              <w:t>element.accessible</w:t>
-            </w:r>
-            <w:proofErr w:type="gramEnd"/>
-            <w:r>
-              <w:t>_name</w:t>
+            <w:r>
+              <w:t>element.accessible_name</w:t>
             </w:r>
             <w:proofErr w:type="spellEnd"/>
           </w:p>
@@ -1164,13 +1096,8 @@
               </w:pBdr>
             </w:pPr>
             <w:proofErr w:type="spellStart"/>
-            <w:proofErr w:type="gramStart"/>
-            <w:r>
-              <w:t>element.aria</w:t>
-            </w:r>
-            <w:proofErr w:type="gramEnd"/>
-            <w:r>
-              <w:t>_role</w:t>
+            <w:r>
+              <w:t>element.aria_role</w:t>
             </w:r>
             <w:proofErr w:type="spellEnd"/>
           </w:p>
@@ -1210,13 +1137,8 @@
               </w:pBdr>
             </w:pPr>
             <w:proofErr w:type="spellStart"/>
-            <w:proofErr w:type="gramStart"/>
-            <w:r>
-              <w:t>element.screenshot</w:t>
-            </w:r>
-            <w:proofErr w:type="gramEnd"/>
-            <w:r>
-              <w:t>_as_png</w:t>
+            <w:r>
+              <w:t>element.screenshot_as_png</w:t>
             </w:r>
             <w:proofErr w:type="spellEnd"/>
           </w:p>
@@ -1249,7 +1171,7 @@
       <w:r>
         <w:lastRenderedPageBreak/>
         <w:pict w14:anchorId="39BC4692">
-          <v:rect id="_x0000_i1394" style="width:0;height:1.5pt" o:hralign="center" o:hrstd="t" o:hr="t" fillcolor="#a0a0a0" stroked="f"/>
+          <v:rect id="_x0000_i1027" style="width:0;height:1.5pt" o:hralign="center" o:hrstd="t" o:hr="t" fillcolor="#a0a0a0" stroked="f"/>
         </w:pict>
       </w:r>
     </w:p>
@@ -1401,7 +1323,7 @@
       </w:pPr>
       <w:r>
         <w:pict w14:anchorId="06EC1720">
-          <v:rect id="_x0000_i1395" style="width:0;height:1.5pt" o:hralign="center" o:hrstd="t" o:hr="t" fillcolor="#a0a0a0" stroked="f"/>
+          <v:rect id="_x0000_i1028" style="width:0;height:1.5pt" o:hralign="center" o:hrstd="t" o:hr="t" fillcolor="#a0a0a0" stroked="f"/>
         </w:pict>
       </w:r>
     </w:p>
@@ -1441,12 +1363,10 @@
         <w:t>print(</w:t>
       </w:r>
       <w:proofErr w:type="spellStart"/>
-      <w:proofErr w:type="gramStart"/>
       <w:r>
         <w:t>driver.title</w:t>
       </w:r>
       <w:proofErr w:type="spellEnd"/>
-      <w:proofErr w:type="gramEnd"/>
       <w:r>
         <w:t>)</w:t>
       </w:r>
@@ -1461,13 +1381,8 @@
         <w:t>print(</w:t>
       </w:r>
       <w:proofErr w:type="spellStart"/>
-      <w:proofErr w:type="gramStart"/>
-      <w:r>
-        <w:t>driver.current</w:t>
-      </w:r>
-      <w:proofErr w:type="gramEnd"/>
-      <w:r>
-        <w:t>_url</w:t>
+      <w:r>
+        <w:t>driver.current_url</w:t>
       </w:r>
       <w:proofErr w:type="spellEnd"/>
       <w:r>
@@ -1500,7 +1415,7 @@
       </w:pPr>
       <w:r>
         <w:pict w14:anchorId="2A3FD010">
-          <v:rect id="_x0000_i1396" style="width:0;height:1.5pt" o:hralign="center" o:hrstd="t" o:hr="t" fillcolor="#a0a0a0" stroked="f"/>
+          <v:rect id="_x0000_i1029" style="width:0;height:1.5pt" o:hralign="center" o:hrstd="t" o:hr="t" fillcolor="#a0a0a0" stroked="f"/>
         </w:pict>
       </w:r>
     </w:p>
@@ -1568,7 +1483,7 @@
       </w:pPr>
       <w:r>
         <w:pict w14:anchorId="6D1DBA72">
-          <v:rect id="_x0000_i1397" style="width:0;height:1.5pt" o:hralign="center" o:hrstd="t" o:hr="t" fillcolor="#a0a0a0" stroked="f"/>
+          <v:rect id="_x0000_i1030" style="width:0;height:1.5pt" o:hralign="center" o:hrstd="t" o:hr="t" fillcolor="#a0a0a0" stroked="f"/>
         </w:pict>
       </w:r>
     </w:p>
@@ -1730,12 +1645,10 @@
               </w:pBdr>
             </w:pPr>
             <w:proofErr w:type="spellStart"/>
-            <w:proofErr w:type="gramStart"/>
             <w:r>
               <w:t>driver.title</w:t>
             </w:r>
             <w:proofErr w:type="spellEnd"/>
-            <w:proofErr w:type="gramEnd"/>
           </w:p>
         </w:tc>
         <w:tc>
@@ -1790,12 +1703,10 @@
               </w:pBdr>
             </w:pPr>
             <w:proofErr w:type="spellStart"/>
-            <w:proofErr w:type="gramStart"/>
             <w:r>
               <w:t>driver.quit</w:t>
             </w:r>
             <w:proofErr w:type="spellEnd"/>
-            <w:proofErr w:type="gramEnd"/>
             <w:r>
               <w:t>()</w:t>
             </w:r>
@@ -1828,7 +1739,7 @@
       </w:pPr>
       <w:r>
         <w:pict w14:anchorId="28868FF1">
-          <v:rect id="_x0000_i1398" style="width:0;height:1.5pt" o:hralign="center" o:hrstd="t" o:hr="t" fillcolor="#a0a0a0" stroked="f"/>
+          <v:rect id="_x0000_i1031" style="width:0;height:1.5pt" o:hralign="center" o:hrstd="t" o:hr="t" fillcolor="#a0a0a0" stroked="f"/>
         </w:pict>
       </w:r>
     </w:p>
@@ -1865,39 +1776,135 @@
         <w:t xml:space="preserve"> methods</w:t>
       </w:r>
       <w:r>
-        <w:t xml:space="preserve"> like </w:t>
-      </w:r>
-      <w:proofErr w:type="gramStart"/>
-      <w:r>
-        <w:t>click(</w:t>
-      </w:r>
-      <w:proofErr w:type="gramEnd"/>
-      <w:r>
-        <w:t xml:space="preserve">), </w:t>
+        <w:t xml:space="preserve"> like click(), </w:t>
       </w:r>
       <w:proofErr w:type="spellStart"/>
       <w:r>
-        <w:t>send_</w:t>
-      </w:r>
-      <w:proofErr w:type="gramStart"/>
-      <w:r>
-        <w:t>keys</w:t>
+        <w:t>send_keys</w:t>
       </w:r>
       <w:proofErr w:type="spellEnd"/>
       <w:r>
-        <w:t>(</w:t>
-      </w:r>
-      <w:proofErr w:type="gramEnd"/>
-      <w:r>
-        <w:t xml:space="preserve">), </w:t>
-      </w:r>
-      <w:proofErr w:type="gramStart"/>
-      <w:r>
-        <w:t>clear(</w:t>
-      </w:r>
-      <w:proofErr w:type="gramEnd"/>
-      <w:r>
-        <w:t>) and more for interview preparation.</w:t>
+        <w:t>(), clear() and more for interview preparation.</w:t>
+      </w:r>
+    </w:p>
+    <w:p>
+      <w:pPr>
+        <w:pBdr>
+          <w:bottom w:val="single" w:sz="4" w:space="1" w:color="auto"/>
+        </w:pBdr>
+      </w:pPr>
+    </w:p>
+    <w:p>
+      <w:pPr>
+        <w:pBdr>
+          <w:bottom w:val="single" w:sz="4" w:space="1" w:color="auto"/>
+        </w:pBdr>
+      </w:pPr>
+      <w:r>
+        <w:t> Priority wise should be in the list </w:t>
+      </w:r>
+      <w:r>
+        <w:rPr>
+          <w:b/>
+          <w:bCs/>
+        </w:rPr>
+        <w:t xml:space="preserve">[id, name, </w:t>
+      </w:r>
+      <w:proofErr w:type="spellStart"/>
+      <w:r>
+        <w:rPr>
+          <w:b/>
+          <w:bCs/>
+        </w:rPr>
+        <w:t>linkText</w:t>
+      </w:r>
+      <w:proofErr w:type="spellEnd"/>
+      <w:r>
+        <w:rPr>
+          <w:b/>
+          <w:bCs/>
+        </w:rPr>
+        <w:t xml:space="preserve">, </w:t>
+      </w:r>
+      <w:proofErr w:type="spellStart"/>
+      <w:r>
+        <w:rPr>
+          <w:b/>
+          <w:bCs/>
+        </w:rPr>
+        <w:t>partialLinkText</w:t>
+      </w:r>
+      <w:proofErr w:type="spellEnd"/>
+      <w:r>
+        <w:rPr>
+          <w:b/>
+          <w:bCs/>
+        </w:rPr>
+        <w:t xml:space="preserve">, </w:t>
+      </w:r>
+      <w:proofErr w:type="spellStart"/>
+      <w:r>
+        <w:rPr>
+          <w:b/>
+          <w:bCs/>
+        </w:rPr>
+        <w:t>tagName</w:t>
+      </w:r>
+      <w:proofErr w:type="spellEnd"/>
+      <w:r>
+        <w:rPr>
+          <w:b/>
+          <w:bCs/>
+        </w:rPr>
+        <w:t xml:space="preserve">, </w:t>
+      </w:r>
+      <w:proofErr w:type="spellStart"/>
+      <w:r>
+        <w:rPr>
+          <w:b/>
+          <w:bCs/>
+        </w:rPr>
+        <w:t>className</w:t>
+      </w:r>
+      <w:proofErr w:type="spellEnd"/>
+      <w:r>
+        <w:rPr>
+          <w:b/>
+          <w:bCs/>
+        </w:rPr>
+        <w:t xml:space="preserve">, </w:t>
+      </w:r>
+      <w:proofErr w:type="spellStart"/>
+      <w:r>
+        <w:rPr>
+          <w:b/>
+          <w:bCs/>
+        </w:rPr>
+        <w:t>cssSelector</w:t>
+      </w:r>
+      <w:proofErr w:type="spellEnd"/>
+      <w:r>
+        <w:rPr>
+          <w:b/>
+          <w:bCs/>
+        </w:rPr>
+        <w:t xml:space="preserve">, </w:t>
+      </w:r>
+      <w:proofErr w:type="spellStart"/>
+      <w:r>
+        <w:rPr>
+          <w:b/>
+          <w:bCs/>
+        </w:rPr>
+        <w:t>xpath</w:t>
+      </w:r>
+      <w:proofErr w:type="spellEnd"/>
+      <w:r>
+        <w:rPr>
+          <w:b/>
+          <w:bCs/>
+        </w:rPr>
+        <w:t>]</w:t>
       </w:r>
     </w:p>
     <w:p>
